--- a/docs/guides/Westminster_Chimes_and_Carillon_Bells_8_1_User_Guide.docx
+++ b/docs/guides/Westminster_Chimes_and_Carillon_Bells_8_1_User_Guide.docx
@@ -195,6 +195,14 @@
     <w:bookmarkStart w:id="0" w:name="_Toc234439208" w:displacedByCustomXml="next"/>
     <w:sdt>
       <w:sdtPr>
+        <w:rPr>
+          <w:rFonts w:ascii="Calibri" w:eastAsiaTheme="minorEastAsia" w:hAnsi="Calibri" w:cstheme="minorBidi"/>
+          <w:b w:val="0"/>
+          <w:bCs w:val="0"/>
+          <w:color w:val="auto"/>
+          <w:sz w:val="22"/>
+          <w:szCs w:val="22"/>
+        </w:rPr>
         <w:id w:val="-195701808"/>
         <w:docPartObj>
           <w:docPartGallery w:val="Table of Contents"/>
@@ -203,11 +211,7 @@
       </w:sdtPr>
       <w:sdtEndPr>
         <w:rPr>
-          <w:rFonts w:ascii="Calibri" w:eastAsiaTheme="minorEastAsia" w:hAnsi="Calibri" w:cstheme="minorBidi"/>
           <w:noProof/>
-          <w:color w:val="auto"/>
-          <w:sz w:val="22"/>
-          <w:szCs w:val="22"/>
         </w:rPr>
       </w:sdtEndPr>
       <w:sdtContent>
@@ -243,7 +247,7 @@
           <w:r>
             <w:fldChar w:fldCharType="separate"/>
           </w:r>
-          <w:hyperlink w:anchor="_Toc234475608" w:history="1">
+          <w:hyperlink w:anchor="_Toc234767590" w:history="1">
             <w:r>
               <w:rPr>
                 <w:rStyle w:val="Hyperlink"/>
@@ -270,7 +274,7 @@
                 <w:noProof/>
                 <w:webHidden/>
               </w:rPr>
-              <w:instrText xml:space="preserve"> PAGEREF _Toc234475608 \h </w:instrText>
+              <w:instrText xml:space="preserve"> PAGEREF _Toc234767590 \h </w:instrText>
             </w:r>
             <w:r>
               <w:rPr>
@@ -316,7 +320,7 @@
               <w14:ligatures w14:val="standardContextual"/>
             </w:rPr>
           </w:pPr>
-          <w:hyperlink w:anchor="_Toc234475609" w:history="1">
+          <w:hyperlink w:anchor="_Toc234767591" w:history="1">
             <w:r>
               <w:rPr>
                 <w:rStyle w:val="Hyperlink"/>
@@ -343,7 +347,7 @@
                 <w:noProof/>
                 <w:webHidden/>
               </w:rPr>
-              <w:instrText xml:space="preserve"> PAGEREF _Toc234475609 \h </w:instrText>
+              <w:instrText xml:space="preserve"> PAGEREF _Toc234767591 \h </w:instrText>
             </w:r>
             <w:r>
               <w:rPr>
@@ -389,7 +393,7 @@
               <w14:ligatures w14:val="standardContextual"/>
             </w:rPr>
           </w:pPr>
-          <w:hyperlink w:anchor="_Toc234475610" w:history="1">
+          <w:hyperlink w:anchor="_Toc234767592" w:history="1">
             <w:r>
               <w:rPr>
                 <w:rStyle w:val="Hyperlink"/>
@@ -416,7 +420,7 @@
                 <w:noProof/>
                 <w:webHidden/>
               </w:rPr>
-              <w:instrText xml:space="preserve"> PAGEREF _Toc234475610 \h </w:instrText>
+              <w:instrText xml:space="preserve"> PAGEREF _Toc234767592 \h </w:instrText>
             </w:r>
             <w:r>
               <w:rPr>
@@ -462,7 +466,7 @@
               <w14:ligatures w14:val="standardContextual"/>
             </w:rPr>
           </w:pPr>
-          <w:hyperlink w:anchor="_Toc234475611" w:history="1">
+          <w:hyperlink w:anchor="_Toc234767593" w:history="1">
             <w:r>
               <w:rPr>
                 <w:rStyle w:val="Hyperlink"/>
@@ -489,7 +493,7 @@
                 <w:noProof/>
                 <w:webHidden/>
               </w:rPr>
-              <w:instrText xml:space="preserve"> PAGEREF _Toc234475611 \h </w:instrText>
+              <w:instrText xml:space="preserve"> PAGEREF _Toc234767593 \h </w:instrText>
             </w:r>
             <w:r>
               <w:rPr>
@@ -535,13 +539,13 @@
               <w14:ligatures w14:val="standardContextual"/>
             </w:rPr>
           </w:pPr>
-          <w:hyperlink w:anchor="_Toc234475612" w:history="1">
+          <w:hyperlink w:anchor="_Toc234767594" w:history="1">
             <w:r>
               <w:rPr>
                 <w:rStyle w:val="Hyperlink"/>
                 <w:noProof/>
               </w:rPr>
-              <w:t>Portable Drive Layout</w:t>
+              <w:t>The Portable Drive Layout</w:t>
             </w:r>
             <w:r>
               <w:rPr>
@@ -562,7 +566,7 @@
                 <w:noProof/>
                 <w:webHidden/>
               </w:rPr>
-              <w:instrText xml:space="preserve"> PAGEREF _Toc234475612 \h </w:instrText>
+              <w:instrText xml:space="preserve"> PAGEREF _Toc234767594 \h </w:instrText>
             </w:r>
             <w:r>
               <w:rPr>
@@ -608,7 +612,7 @@
               <w14:ligatures w14:val="standardContextual"/>
             </w:rPr>
           </w:pPr>
-          <w:hyperlink w:anchor="_Toc234475613" w:history="1">
+          <w:hyperlink w:anchor="_Toc234767595" w:history="1">
             <w:r>
               <w:rPr>
                 <w:rStyle w:val="Hyperlink"/>
@@ -635,7 +639,7 @@
                 <w:noProof/>
                 <w:webHidden/>
               </w:rPr>
-              <w:instrText xml:space="preserve"> PAGEREF _Toc234475613 \h </w:instrText>
+              <w:instrText xml:space="preserve"> PAGEREF _Toc234767595 \h </w:instrText>
             </w:r>
             <w:r>
               <w:rPr>
@@ -681,7 +685,7 @@
               <w14:ligatures w14:val="standardContextual"/>
             </w:rPr>
           </w:pPr>
-          <w:hyperlink w:anchor="_Toc234475614" w:history="1">
+          <w:hyperlink w:anchor="_Toc234767596" w:history="1">
             <w:r>
               <w:rPr>
                 <w:rStyle w:val="Hyperlink"/>
@@ -708,7 +712,7 @@
                 <w:noProof/>
                 <w:webHidden/>
               </w:rPr>
-              <w:instrText xml:space="preserve"> PAGEREF _Toc234475614 \h </w:instrText>
+              <w:instrText xml:space="preserve"> PAGEREF _Toc234767596 \h </w:instrText>
             </w:r>
             <w:r>
               <w:rPr>
@@ -754,7 +758,7 @@
               <w14:ligatures w14:val="standardContextual"/>
             </w:rPr>
           </w:pPr>
-          <w:hyperlink w:anchor="_Toc234475615" w:history="1">
+          <w:hyperlink w:anchor="_Toc234767597" w:history="1">
             <w:r>
               <w:rPr>
                 <w:rStyle w:val="Hyperlink"/>
@@ -781,7 +785,7 @@
                 <w:noProof/>
                 <w:webHidden/>
               </w:rPr>
-              <w:instrText xml:space="preserve"> PAGEREF _Toc234475615 \h </w:instrText>
+              <w:instrText xml:space="preserve"> PAGEREF _Toc234767597 \h </w:instrText>
             </w:r>
             <w:r>
               <w:rPr>
@@ -827,7 +831,7 @@
               <w14:ligatures w14:val="standardContextual"/>
             </w:rPr>
           </w:pPr>
-          <w:hyperlink w:anchor="_Toc234475616" w:history="1">
+          <w:hyperlink w:anchor="_Toc234767598" w:history="1">
             <w:r>
               <w:rPr>
                 <w:rStyle w:val="Hyperlink"/>
@@ -854,7 +858,7 @@
                 <w:noProof/>
                 <w:webHidden/>
               </w:rPr>
-              <w:instrText xml:space="preserve"> PAGEREF _Toc234475616 \h </w:instrText>
+              <w:instrText xml:space="preserve"> PAGEREF _Toc234767598 \h </w:instrText>
             </w:r>
             <w:r>
               <w:rPr>
@@ -900,7 +904,7 @@
               <w14:ligatures w14:val="standardContextual"/>
             </w:rPr>
           </w:pPr>
-          <w:hyperlink w:anchor="_Toc234475617" w:history="1">
+          <w:hyperlink w:anchor="_Toc234767599" w:history="1">
             <w:r>
               <w:rPr>
                 <w:rStyle w:val="Hyperlink"/>
@@ -927,7 +931,7 @@
                 <w:noProof/>
                 <w:webHidden/>
               </w:rPr>
-              <w:instrText xml:space="preserve"> PAGEREF _Toc234475617 \h </w:instrText>
+              <w:instrText xml:space="preserve"> PAGEREF _Toc234767599 \h </w:instrText>
             </w:r>
             <w:r>
               <w:rPr>
@@ -973,7 +977,7 @@
               <w14:ligatures w14:val="standardContextual"/>
             </w:rPr>
           </w:pPr>
-          <w:hyperlink w:anchor="_Toc234475618" w:history="1">
+          <w:hyperlink w:anchor="_Toc234767600" w:history="1">
             <w:r>
               <w:rPr>
                 <w:rStyle w:val="Hyperlink"/>
@@ -1000,7 +1004,7 @@
                 <w:noProof/>
                 <w:webHidden/>
               </w:rPr>
-              <w:instrText xml:space="preserve"> PAGEREF _Toc234475618 \h </w:instrText>
+              <w:instrText xml:space="preserve"> PAGEREF _Toc234767600 \h </w:instrText>
             </w:r>
             <w:r>
               <w:rPr>
@@ -1046,7 +1050,7 @@
               <w14:ligatures w14:val="standardContextual"/>
             </w:rPr>
           </w:pPr>
-          <w:hyperlink w:anchor="_Toc234475619" w:history="1">
+          <w:hyperlink w:anchor="_Toc234767601" w:history="1">
             <w:r>
               <w:rPr>
                 <w:rStyle w:val="Hyperlink"/>
@@ -1073,7 +1077,7 @@
                 <w:noProof/>
                 <w:webHidden/>
               </w:rPr>
-              <w:instrText xml:space="preserve"> PAGEREF _Toc234475619 \h </w:instrText>
+              <w:instrText xml:space="preserve"> PAGEREF _Toc234767601 \h </w:instrText>
             </w:r>
             <w:r>
               <w:rPr>
@@ -1119,7 +1123,7 @@
               <w14:ligatures w14:val="standardContextual"/>
             </w:rPr>
           </w:pPr>
-          <w:hyperlink w:anchor="_Toc234475620" w:history="1">
+          <w:hyperlink w:anchor="_Toc234767602" w:history="1">
             <w:r>
               <w:rPr>
                 <w:rStyle w:val="Hyperlink"/>
@@ -1146,7 +1150,7 @@
                 <w:noProof/>
                 <w:webHidden/>
               </w:rPr>
-              <w:instrText xml:space="preserve"> PAGEREF _Toc234475620 \h </w:instrText>
+              <w:instrText xml:space="preserve"> PAGEREF _Toc234767602 \h </w:instrText>
             </w:r>
             <w:r>
               <w:rPr>
@@ -1192,7 +1196,7 @@
               <w14:ligatures w14:val="standardContextual"/>
             </w:rPr>
           </w:pPr>
-          <w:hyperlink w:anchor="_Toc234475621" w:history="1">
+          <w:hyperlink w:anchor="_Toc234767603" w:history="1">
             <w:r>
               <w:rPr>
                 <w:rStyle w:val="Hyperlink"/>
@@ -1219,7 +1223,7 @@
                 <w:noProof/>
                 <w:webHidden/>
               </w:rPr>
-              <w:instrText xml:space="preserve"> PAGEREF _Toc234475621 \h </w:instrText>
+              <w:instrText xml:space="preserve"> PAGEREF _Toc234767603 \h </w:instrText>
             </w:r>
             <w:r>
               <w:rPr>
@@ -1265,7 +1269,7 @@
               <w14:ligatures w14:val="standardContextual"/>
             </w:rPr>
           </w:pPr>
-          <w:hyperlink w:anchor="_Toc234475622" w:history="1">
+          <w:hyperlink w:anchor="_Toc234767604" w:history="1">
             <w:r>
               <w:rPr>
                 <w:rStyle w:val="Hyperlink"/>
@@ -1292,7 +1296,7 @@
                 <w:noProof/>
                 <w:webHidden/>
               </w:rPr>
-              <w:instrText xml:space="preserve"> PAGEREF _Toc234475622 \h </w:instrText>
+              <w:instrText xml:space="preserve"> PAGEREF _Toc234767604 \h </w:instrText>
             </w:r>
             <w:r>
               <w:rPr>
@@ -1338,7 +1342,7 @@
               <w14:ligatures w14:val="standardContextual"/>
             </w:rPr>
           </w:pPr>
-          <w:hyperlink w:anchor="_Toc234475623" w:history="1">
+          <w:hyperlink w:anchor="_Toc234767605" w:history="1">
             <w:r>
               <w:rPr>
                 <w:rStyle w:val="Hyperlink"/>
@@ -1365,7 +1369,7 @@
                 <w:noProof/>
                 <w:webHidden/>
               </w:rPr>
-              <w:instrText xml:space="preserve"> PAGEREF _Toc234475623 \h </w:instrText>
+              <w:instrText xml:space="preserve"> PAGEREF _Toc234767605 \h </w:instrText>
             </w:r>
             <w:r>
               <w:rPr>
@@ -1411,7 +1415,7 @@
               <w14:ligatures w14:val="standardContextual"/>
             </w:rPr>
           </w:pPr>
-          <w:hyperlink w:anchor="_Toc234475624" w:history="1">
+          <w:hyperlink w:anchor="_Toc234767606" w:history="1">
             <w:r>
               <w:rPr>
                 <w:rStyle w:val="Hyperlink"/>
@@ -1438,7 +1442,7 @@
                 <w:noProof/>
                 <w:webHidden/>
               </w:rPr>
-              <w:instrText xml:space="preserve"> PAGEREF _Toc234475624 \h </w:instrText>
+              <w:instrText xml:space="preserve"> PAGEREF _Toc234767606 \h </w:instrText>
             </w:r>
             <w:r>
               <w:rPr>
@@ -1484,7 +1488,7 @@
               <w14:ligatures w14:val="standardContextual"/>
             </w:rPr>
           </w:pPr>
-          <w:hyperlink w:anchor="_Toc234475625" w:history="1">
+          <w:hyperlink w:anchor="_Toc234767607" w:history="1">
             <w:r>
               <w:rPr>
                 <w:rStyle w:val="Hyperlink"/>
@@ -1511,7 +1515,7 @@
                 <w:noProof/>
                 <w:webHidden/>
               </w:rPr>
-              <w:instrText xml:space="preserve"> PAGEREF _Toc234475625 \h </w:instrText>
+              <w:instrText xml:space="preserve"> PAGEREF _Toc234767607 \h </w:instrText>
             </w:r>
             <w:r>
               <w:rPr>
@@ -1557,7 +1561,7 @@
               <w14:ligatures w14:val="standardContextual"/>
             </w:rPr>
           </w:pPr>
-          <w:hyperlink w:anchor="_Toc234475626" w:history="1">
+          <w:hyperlink w:anchor="_Toc234767608" w:history="1">
             <w:r>
               <w:rPr>
                 <w:rStyle w:val="Hyperlink"/>
@@ -1584,7 +1588,7 @@
                 <w:noProof/>
                 <w:webHidden/>
               </w:rPr>
-              <w:instrText xml:space="preserve"> PAGEREF _Toc234475626 \h </w:instrText>
+              <w:instrText xml:space="preserve"> PAGEREF _Toc234767608 \h </w:instrText>
             </w:r>
             <w:r>
               <w:rPr>
@@ -1630,7 +1634,7 @@
               <w14:ligatures w14:val="standardContextual"/>
             </w:rPr>
           </w:pPr>
-          <w:hyperlink w:anchor="_Toc234475627" w:history="1">
+          <w:hyperlink w:anchor="_Toc234767609" w:history="1">
             <w:r>
               <w:rPr>
                 <w:rStyle w:val="Hyperlink"/>
@@ -1657,7 +1661,7 @@
                 <w:noProof/>
                 <w:webHidden/>
               </w:rPr>
-              <w:instrText xml:space="preserve"> PAGEREF _Toc234475627 \h </w:instrText>
+              <w:instrText xml:space="preserve"> PAGEREF _Toc234767609 \h </w:instrText>
             </w:r>
             <w:r>
               <w:rPr>
@@ -1703,7 +1707,7 @@
               <w14:ligatures w14:val="standardContextual"/>
             </w:rPr>
           </w:pPr>
-          <w:hyperlink w:anchor="_Toc234475628" w:history="1">
+          <w:hyperlink w:anchor="_Toc234767610" w:history="1">
             <w:r>
               <w:rPr>
                 <w:rStyle w:val="Hyperlink"/>
@@ -1730,7 +1734,7 @@
                 <w:noProof/>
                 <w:webHidden/>
               </w:rPr>
-              <w:instrText xml:space="preserve"> PAGEREF _Toc234475628 \h </w:instrText>
+              <w:instrText xml:space="preserve"> PAGEREF _Toc234767610 \h </w:instrText>
             </w:r>
             <w:r>
               <w:rPr>
@@ -1776,7 +1780,7 @@
               <w14:ligatures w14:val="standardContextual"/>
             </w:rPr>
           </w:pPr>
-          <w:hyperlink w:anchor="_Toc234475629" w:history="1">
+          <w:hyperlink w:anchor="_Toc234767611" w:history="1">
             <w:r>
               <w:rPr>
                 <w:rStyle w:val="Hyperlink"/>
@@ -1803,7 +1807,7 @@
                 <w:noProof/>
                 <w:webHidden/>
               </w:rPr>
-              <w:instrText xml:space="preserve"> PAGEREF _Toc234475629 \h </w:instrText>
+              <w:instrText xml:space="preserve"> PAGEREF _Toc234767611 \h </w:instrText>
             </w:r>
             <w:r>
               <w:rPr>
@@ -1849,7 +1853,7 @@
               <w14:ligatures w14:val="standardContextual"/>
             </w:rPr>
           </w:pPr>
-          <w:hyperlink w:anchor="_Toc234475630" w:history="1">
+          <w:hyperlink w:anchor="_Toc234767612" w:history="1">
             <w:r>
               <w:rPr>
                 <w:rStyle w:val="Hyperlink"/>
@@ -1876,7 +1880,7 @@
                 <w:noProof/>
                 <w:webHidden/>
               </w:rPr>
-              <w:instrText xml:space="preserve"> PAGEREF _Toc234475630 \h </w:instrText>
+              <w:instrText xml:space="preserve"> PAGEREF _Toc234767612 \h </w:instrText>
             </w:r>
             <w:r>
               <w:rPr>
@@ -1922,7 +1926,7 @@
               <w14:ligatures w14:val="standardContextual"/>
             </w:rPr>
           </w:pPr>
-          <w:hyperlink w:anchor="_Toc234475631" w:history="1">
+          <w:hyperlink w:anchor="_Toc234767613" w:history="1">
             <w:r>
               <w:rPr>
                 <w:rStyle w:val="Hyperlink"/>
@@ -1949,7 +1953,7 @@
                 <w:noProof/>
                 <w:webHidden/>
               </w:rPr>
-              <w:instrText xml:space="preserve"> PAGEREF _Toc234475631 \h </w:instrText>
+              <w:instrText xml:space="preserve"> PAGEREF _Toc234767613 \h </w:instrText>
             </w:r>
             <w:r>
               <w:rPr>
@@ -1995,7 +1999,7 @@
               <w14:ligatures w14:val="standardContextual"/>
             </w:rPr>
           </w:pPr>
-          <w:hyperlink w:anchor="_Toc234475632" w:history="1">
+          <w:hyperlink w:anchor="_Toc234767614" w:history="1">
             <w:r>
               <w:rPr>
                 <w:rStyle w:val="Hyperlink"/>
@@ -2022,7 +2026,7 @@
                 <w:noProof/>
                 <w:webHidden/>
               </w:rPr>
-              <w:instrText xml:space="preserve"> PAGEREF _Toc234475632 \h </w:instrText>
+              <w:instrText xml:space="preserve"> PAGEREF _Toc234767614 \h </w:instrText>
             </w:r>
             <w:r>
               <w:rPr>
@@ -2068,7 +2072,7 @@
               <w14:ligatures w14:val="standardContextual"/>
             </w:rPr>
           </w:pPr>
-          <w:hyperlink w:anchor="_Toc234475633" w:history="1">
+          <w:hyperlink w:anchor="_Toc234767615" w:history="1">
             <w:r>
               <w:rPr>
                 <w:rStyle w:val="Hyperlink"/>
@@ -2095,7 +2099,7 @@
                 <w:noProof/>
                 <w:webHidden/>
               </w:rPr>
-              <w:instrText xml:space="preserve"> PAGEREF _Toc234475633 \h </w:instrText>
+              <w:instrText xml:space="preserve"> PAGEREF _Toc234767615 \h </w:instrText>
             </w:r>
             <w:r>
               <w:rPr>
@@ -2141,7 +2145,7 @@
               <w14:ligatures w14:val="standardContextual"/>
             </w:rPr>
           </w:pPr>
-          <w:hyperlink w:anchor="_Toc234475634" w:history="1">
+          <w:hyperlink w:anchor="_Toc234767616" w:history="1">
             <w:r>
               <w:rPr>
                 <w:rStyle w:val="Hyperlink"/>
@@ -2168,7 +2172,7 @@
                 <w:noProof/>
                 <w:webHidden/>
               </w:rPr>
-              <w:instrText xml:space="preserve"> PAGEREF _Toc234475634 \h </w:instrText>
+              <w:instrText xml:space="preserve"> PAGEREF _Toc234767616 \h </w:instrText>
             </w:r>
             <w:r>
               <w:rPr>
@@ -2214,7 +2218,7 @@
               <w14:ligatures w14:val="standardContextual"/>
             </w:rPr>
           </w:pPr>
-          <w:hyperlink w:anchor="_Toc234475635" w:history="1">
+          <w:hyperlink w:anchor="_Toc234767617" w:history="1">
             <w:r>
               <w:rPr>
                 <w:rStyle w:val="Hyperlink"/>
@@ -2241,7 +2245,7 @@
                 <w:noProof/>
                 <w:webHidden/>
               </w:rPr>
-              <w:instrText xml:space="preserve"> PAGEREF _Toc234475635 \h </w:instrText>
+              <w:instrText xml:space="preserve"> PAGEREF _Toc234767617 \h </w:instrText>
             </w:r>
             <w:r>
               <w:rPr>
@@ -2262,6 +2266,225 @@
                 <w:webHidden/>
               </w:rPr>
               <w:t>19</w:t>
+            </w:r>
+            <w:r>
+              <w:rPr>
+                <w:noProof/>
+                <w:webHidden/>
+              </w:rPr>
+              <w:fldChar w:fldCharType="end"/>
+            </w:r>
+          </w:hyperlink>
+        </w:p>
+        <w:p>
+          <w:pPr>
+            <w:pStyle w:val="TOC1"/>
+            <w:tabs>
+              <w:tab w:val="right" w:leader="dot" w:pos="9350"/>
+            </w:tabs>
+            <w:rPr>
+              <w:rFonts w:asciiTheme="minorHAnsi" w:hAnsiTheme="minorHAnsi"/>
+              <w:noProof/>
+              <w:kern w:val="2"/>
+              <w:sz w:val="24"/>
+              <w:szCs w:val="24"/>
+              <w14:ligatures w14:val="standardContextual"/>
+            </w:rPr>
+          </w:pPr>
+          <w:hyperlink w:anchor="_Toc234767618" w:history="1">
+            <w:r>
+              <w:rPr>
+                <w:rStyle w:val="Hyperlink"/>
+                <w:noProof/>
+              </w:rPr>
+              <w:t>Converting From Version 7.2.4 to 8.1</w:t>
+            </w:r>
+            <w:r>
+              <w:rPr>
+                <w:noProof/>
+                <w:webHidden/>
+              </w:rPr>
+              <w:tab/>
+            </w:r>
+            <w:r>
+              <w:rPr>
+                <w:noProof/>
+                <w:webHidden/>
+              </w:rPr>
+              <w:fldChar w:fldCharType="begin"/>
+            </w:r>
+            <w:r>
+              <w:rPr>
+                <w:noProof/>
+                <w:webHidden/>
+              </w:rPr>
+              <w:instrText xml:space="preserve"> PAGEREF _Toc234767618 \h </w:instrText>
+            </w:r>
+            <w:r>
+              <w:rPr>
+                <w:noProof/>
+                <w:webHidden/>
+              </w:rPr>
+            </w:r>
+            <w:r>
+              <w:rPr>
+                <w:noProof/>
+                <w:webHidden/>
+              </w:rPr>
+              <w:fldChar w:fldCharType="separate"/>
+            </w:r>
+            <w:r>
+              <w:rPr>
+                <w:noProof/>
+                <w:webHidden/>
+              </w:rPr>
+              <w:t>20</w:t>
+            </w:r>
+            <w:r>
+              <w:rPr>
+                <w:noProof/>
+                <w:webHidden/>
+              </w:rPr>
+              <w:fldChar w:fldCharType="end"/>
+            </w:r>
+          </w:hyperlink>
+        </w:p>
+        <w:p>
+          <w:pPr>
+            <w:pStyle w:val="TOC2"/>
+            <w:tabs>
+              <w:tab w:val="right" w:leader="dot" w:pos="9350"/>
+            </w:tabs>
+            <w:rPr>
+              <w:rFonts w:asciiTheme="minorHAnsi" w:hAnsiTheme="minorHAnsi"/>
+              <w:noProof/>
+              <w:kern w:val="2"/>
+              <w:sz w:val="24"/>
+              <w:szCs w:val="24"/>
+              <w14:ligatures w14:val="standardContextual"/>
+            </w:rPr>
+          </w:pPr>
+          <w:hyperlink w:anchor="_Toc234767619" w:history="1">
+            <w:r>
+              <w:rPr>
+                <w:rStyle w:val="Hyperlink"/>
+                <w:noProof/>
+              </w:rPr>
+              <w:t>Basic conversion steps</w:t>
+            </w:r>
+            <w:r>
+              <w:rPr>
+                <w:noProof/>
+                <w:webHidden/>
+              </w:rPr>
+              <w:tab/>
+            </w:r>
+            <w:r>
+              <w:rPr>
+                <w:noProof/>
+                <w:webHidden/>
+              </w:rPr>
+              <w:fldChar w:fldCharType="begin"/>
+            </w:r>
+            <w:r>
+              <w:rPr>
+                <w:noProof/>
+                <w:webHidden/>
+              </w:rPr>
+              <w:instrText xml:space="preserve"> PAGEREF _Toc234767619 \h </w:instrText>
+            </w:r>
+            <w:r>
+              <w:rPr>
+                <w:noProof/>
+                <w:webHidden/>
+              </w:rPr>
+            </w:r>
+            <w:r>
+              <w:rPr>
+                <w:noProof/>
+                <w:webHidden/>
+              </w:rPr>
+              <w:fldChar w:fldCharType="separate"/>
+            </w:r>
+            <w:r>
+              <w:rPr>
+                <w:noProof/>
+                <w:webHidden/>
+              </w:rPr>
+              <w:t>20</w:t>
+            </w:r>
+            <w:r>
+              <w:rPr>
+                <w:noProof/>
+                <w:webHidden/>
+              </w:rPr>
+              <w:fldChar w:fldCharType="end"/>
+            </w:r>
+          </w:hyperlink>
+        </w:p>
+        <w:p>
+          <w:pPr>
+            <w:pStyle w:val="TOC2"/>
+            <w:tabs>
+              <w:tab w:val="right" w:leader="dot" w:pos="9350"/>
+            </w:tabs>
+            <w:rPr>
+              <w:rFonts w:asciiTheme="minorHAnsi" w:hAnsiTheme="minorHAnsi"/>
+              <w:noProof/>
+              <w:kern w:val="2"/>
+              <w:sz w:val="24"/>
+              <w:szCs w:val="24"/>
+              <w14:ligatures w14:val="standardContextual"/>
+            </w:rPr>
+          </w:pPr>
+          <w:hyperlink w:anchor="_Toc234767620" w:history="1">
+            <w:r>
+              <w:rPr>
+                <w:rStyle w:val="Hyperlink"/>
+                <w:noProof/>
+              </w:rPr>
+              <w:t>What changes during conversion</w:t>
+            </w:r>
+            <w:r>
+              <w:rPr>
+                <w:noProof/>
+                <w:webHidden/>
+              </w:rPr>
+              <w:tab/>
+            </w:r>
+            <w:r>
+              <w:rPr>
+                <w:noProof/>
+                <w:webHidden/>
+              </w:rPr>
+              <w:fldChar w:fldCharType="begin"/>
+            </w:r>
+            <w:r>
+              <w:rPr>
+                <w:noProof/>
+                <w:webHidden/>
+              </w:rPr>
+              <w:instrText xml:space="preserve"> PAGEREF _Toc234767620 \h </w:instrText>
+            </w:r>
+            <w:r>
+              <w:rPr>
+                <w:noProof/>
+                <w:webHidden/>
+              </w:rPr>
+            </w:r>
+            <w:r>
+              <w:rPr>
+                <w:noProof/>
+                <w:webHidden/>
+              </w:rPr>
+              <w:fldChar w:fldCharType="separate"/>
+            </w:r>
+            <w:r>
+              <w:rPr>
+                <w:noProof/>
+                <w:webHidden/>
+              </w:rPr>
+              <w:t>20</w:t>
             </w:r>
             <w:r>
               <w:rPr>
@@ -2289,10 +2512,9 @@
         <w:pStyle w:val="Heading1"/>
       </w:pPr>
       <w:bookmarkStart w:id="1" w:name="_Toc234439209"/>
-      <w:bookmarkStart w:id="2" w:name="_Toc234475608"/>
+      <w:bookmarkStart w:id="2" w:name="_Toc234767590"/>
       <w:bookmarkEnd w:id="0"/>
       <w:r>
-        <w:lastRenderedPageBreak/>
         <w:t>Foreword</w:t>
       </w:r>
       <w:bookmarkEnd w:id="1"/>
@@ -2395,7 +2617,7 @@
         <w:pStyle w:val="Heading2"/>
       </w:pPr>
       <w:bookmarkStart w:id="3" w:name="_Toc234439210"/>
-      <w:bookmarkStart w:id="4" w:name="_Toc234475609"/>
+      <w:bookmarkStart w:id="4" w:name="_Toc234767591"/>
       <w:r>
         <w:t>Usage Assumptions</w:t>
       </w:r>
@@ -2486,7 +2708,7 @@
       <w:pPr>
         <w:pStyle w:val="Heading1"/>
       </w:pPr>
-      <w:bookmarkStart w:id="6" w:name="_Toc234475610"/>
+      <w:bookmarkStart w:id="6" w:name="_Toc234767592"/>
       <w:r>
         <w:lastRenderedPageBreak/>
         <w:t>What Is New in Version 8.1</w:t>
@@ -2652,7 +2874,7 @@
       <w:pPr>
         <w:pStyle w:val="Heading1"/>
       </w:pPr>
-      <w:bookmarkStart w:id="8" w:name="_Toc234475611"/>
+      <w:bookmarkStart w:id="8" w:name="_Toc234767593"/>
       <w:r>
         <w:lastRenderedPageBreak/>
         <w:t>Getting Started</w:t>
@@ -2665,7 +2887,7 @@
         <w:pStyle w:val="Heading2"/>
       </w:pPr>
       <w:bookmarkStart w:id="9" w:name="_Toc234439213"/>
-      <w:bookmarkStart w:id="10" w:name="_Toc234475612"/>
+      <w:bookmarkStart w:id="10" w:name="_Toc234767594"/>
       <w:r>
         <w:t xml:space="preserve">The </w:t>
       </w:r>
@@ -2937,16 +3159,8 @@
               <w:rPr>
                 <w:sz w:val="21"/>
               </w:rPr>
-              <w:t>databases\</w:t>
-            </w:r>
-            <w:proofErr w:type="spellStart"/>
-            <w:r>
-              <w:rPr>
-                <w:sz w:val="21"/>
-              </w:rPr>
-              <w:t>carillon.db</w:t>
-            </w:r>
-            <w:proofErr w:type="spellEnd"/>
+              <w:t>databases\carillon.db</w:t>
+            </w:r>
           </w:p>
         </w:tc>
         <w:tc>
@@ -3184,7 +3398,7 @@
         <w:pStyle w:val="Heading2"/>
       </w:pPr>
       <w:bookmarkStart w:id="11" w:name="_Toc234439214"/>
-      <w:bookmarkStart w:id="12" w:name="_Toc234475613"/>
+      <w:bookmarkStart w:id="12" w:name="_Toc234767595"/>
       <w:r>
         <w:t>Starting the Program</w:t>
       </w:r>
@@ -3322,7 +3536,7 @@
         <w:pStyle w:val="Heading1"/>
       </w:pPr>
       <w:bookmarkStart w:id="13" w:name="_Toc234439215"/>
-      <w:bookmarkStart w:id="14" w:name="_Toc234475614"/>
+      <w:bookmarkStart w:id="14" w:name="_Toc234767596"/>
       <w:r>
         <w:lastRenderedPageBreak/>
         <w:t>Main Screen Overview</w:t>
@@ -3338,6 +3552,9 @@
     </w:p>
     <w:p>
       <w:r>
+        <w:rPr>
+          <w:noProof/>
+        </w:rPr>
         <w:drawing>
           <wp:inline distT="0" distB="0" distL="0" distR="0" wp14:anchorId="16102603" wp14:editId="62567D77">
             <wp:extent cx="5943600" cy="3159760"/>
@@ -3919,7 +4136,7 @@
         <w:pStyle w:val="Heading1"/>
       </w:pPr>
       <w:bookmarkStart w:id="15" w:name="_Toc234439216"/>
-      <w:bookmarkStart w:id="16" w:name="_Toc234475615"/>
+      <w:bookmarkStart w:id="16" w:name="_Toc234767597"/>
       <w:r>
         <w:lastRenderedPageBreak/>
         <w:t>Enable Schedule</w:t>
@@ -3938,6 +4155,9 @@
     </w:p>
     <w:p>
       <w:r>
+        <w:rPr>
+          <w:noProof/>
+        </w:rPr>
         <w:drawing>
           <wp:inline distT="0" distB="0" distL="0" distR="0" wp14:anchorId="4967FAFB" wp14:editId="351456E3">
             <wp:extent cx="1319841" cy="409888"/>
@@ -3994,7 +4214,7 @@
         <w:pStyle w:val="Heading1"/>
       </w:pPr>
       <w:bookmarkStart w:id="17" w:name="_Toc234439217"/>
-      <w:bookmarkStart w:id="18" w:name="_Toc234475616"/>
+      <w:bookmarkStart w:id="18" w:name="_Toc234767598"/>
       <w:r>
         <w:t>Playlist Grid</w:t>
       </w:r>
@@ -4016,6 +4236,9 @@
         <w:br/>
       </w:r>
       <w:r>
+        <w:rPr>
+          <w:noProof/>
+        </w:rPr>
         <w:drawing>
           <wp:inline distT="0" distB="0" distL="0" distR="0" wp14:anchorId="1B6380CD" wp14:editId="5350F577">
             <wp:extent cx="3053751" cy="2469870"/>
@@ -4162,7 +4385,7 @@
         <w:pStyle w:val="Heading1"/>
       </w:pPr>
       <w:bookmarkStart w:id="19" w:name="_Toc234439218"/>
-      <w:bookmarkStart w:id="20" w:name="_Toc234475617"/>
+      <w:bookmarkStart w:id="20" w:name="_Toc234767599"/>
       <w:r>
         <w:t>Play Schedule Panel</w:t>
       </w:r>
@@ -4177,6 +4400,9 @@
     </w:p>
     <w:p>
       <w:r>
+        <w:rPr>
+          <w:noProof/>
+        </w:rPr>
         <w:drawing>
           <wp:inline distT="0" distB="0" distL="0" distR="0" wp14:anchorId="6B8CD634" wp14:editId="1502789D">
             <wp:extent cx="3804249" cy="3089165"/>
@@ -4567,7 +4793,7 @@
       <w:pPr>
         <w:pStyle w:val="Heading2"/>
       </w:pPr>
-      <w:bookmarkStart w:id="22" w:name="_Toc234475618"/>
+      <w:bookmarkStart w:id="22" w:name="_Toc234767600"/>
       <w:r>
         <w:lastRenderedPageBreak/>
         <w:t>Entering Times</w:t>
@@ -4926,7 +5152,7 @@
         <w:pStyle w:val="Heading1"/>
       </w:pPr>
       <w:bookmarkStart w:id="23" w:name="_Toc234439220"/>
-      <w:bookmarkStart w:id="24" w:name="_Toc234475619"/>
+      <w:bookmarkStart w:id="24" w:name="_Toc234767601"/>
       <w:r>
         <w:t>Navigator Buttons and Editing</w:t>
       </w:r>
@@ -4947,6 +5173,9 @@
         <w:t xml:space="preserve"> </w:t>
       </w:r>
       <w:r>
+        <w:rPr>
+          <w:noProof/>
+        </w:rPr>
         <w:drawing>
           <wp:inline distT="0" distB="0" distL="0" distR="0" wp14:anchorId="5C3A0858" wp14:editId="395F0B82">
             <wp:extent cx="2524477" cy="552527"/>
@@ -5330,7 +5559,7 @@
         <w:pStyle w:val="Heading1"/>
       </w:pPr>
       <w:bookmarkStart w:id="25" w:name="_Toc234439221"/>
-      <w:bookmarkStart w:id="26" w:name="_Toc234475620"/>
+      <w:bookmarkStart w:id="26" w:name="_Toc234767602"/>
       <w:r>
         <w:t>Setting Up a Song Schedule</w:t>
       </w:r>
@@ -5506,7 +5735,7 @@
         <w:pStyle w:val="Heading1"/>
       </w:pPr>
       <w:bookmarkStart w:id="27" w:name="_Toc234439222"/>
-      <w:bookmarkStart w:id="28" w:name="_Toc234475621"/>
+      <w:bookmarkStart w:id="28" w:name="_Toc234767603"/>
       <w:r>
         <w:t>Adding Songs</w:t>
       </w:r>
@@ -5672,7 +5901,7 @@
       <w:pPr>
         <w:pStyle w:val="Heading1"/>
       </w:pPr>
-      <w:bookmarkStart w:id="30" w:name="_Toc234475622"/>
+      <w:bookmarkStart w:id="30" w:name="_Toc234767604"/>
       <w:r>
         <w:lastRenderedPageBreak/>
         <w:t>Group Maintenance</w:t>
@@ -5741,7 +5970,7 @@
         <w:pStyle w:val="Heading1"/>
       </w:pPr>
       <w:bookmarkStart w:id="31" w:name="_Toc234439224"/>
-      <w:bookmarkStart w:id="32" w:name="_Toc234475623"/>
+      <w:bookmarkStart w:id="32" w:name="_Toc234767605"/>
       <w:r>
         <w:t>Random Music Directory Rotation</w:t>
       </w:r>
@@ -6095,7 +6324,7 @@
       <w:pPr>
         <w:pStyle w:val="Heading1"/>
       </w:pPr>
-      <w:bookmarkStart w:id="34" w:name="_Toc234475624"/>
+      <w:bookmarkStart w:id="34" w:name="_Toc234767606"/>
       <w:r>
         <w:lastRenderedPageBreak/>
         <w:t>Silence Schedule</w:t>
@@ -6242,7 +6471,7 @@
         <w:pStyle w:val="Heading1"/>
       </w:pPr>
       <w:bookmarkStart w:id="35" w:name="_Toc234439226"/>
-      <w:bookmarkStart w:id="36" w:name="_Toc234475625"/>
+      <w:bookmarkStart w:id="36" w:name="_Toc234767607"/>
       <w:r>
         <w:t>System Settings</w:t>
       </w:r>
@@ -6597,7 +6826,7 @@
         <w:pStyle w:val="Heading1"/>
       </w:pPr>
       <w:bookmarkStart w:id="37" w:name="_Toc234439227"/>
-      <w:bookmarkStart w:id="38" w:name="_Toc234475626"/>
+      <w:bookmarkStart w:id="38" w:name="_Toc234767608"/>
       <w:r>
         <w:lastRenderedPageBreak/>
         <w:t>Email Settings and Morning Reports</w:t>
@@ -6620,6 +6849,9 @@
         <w:t xml:space="preserve"> </w:t>
       </w:r>
       <w:r>
+        <w:rPr>
+          <w:noProof/>
+        </w:rPr>
         <w:drawing>
           <wp:inline distT="0" distB="0" distL="0" distR="0" wp14:anchorId="42EBF1B4" wp14:editId="70A45882">
             <wp:extent cx="4718649" cy="3281880"/>
@@ -6788,7 +7020,7 @@
       <w:pPr>
         <w:pStyle w:val="Heading1"/>
       </w:pPr>
-      <w:bookmarkStart w:id="40" w:name="_Toc234475627"/>
+      <w:bookmarkStart w:id="40" w:name="_Toc234767609"/>
       <w:r>
         <w:lastRenderedPageBreak/>
         <w:t>Show Remaining Schedule</w:t>
@@ -6799,6 +7031,9 @@
     <w:p/>
     <w:p>
       <w:r>
+        <w:rPr>
+          <w:noProof/>
+        </w:rPr>
         <w:drawing>
           <wp:inline distT="0" distB="0" distL="0" distR="0" wp14:anchorId="7DEE7BD6" wp14:editId="0F22D156">
             <wp:extent cx="5227608" cy="2947790"/>
@@ -6908,7 +7143,7 @@
       <w:pPr>
         <w:pStyle w:val="Heading1"/>
       </w:pPr>
-      <w:bookmarkStart w:id="42" w:name="_Toc234475628"/>
+      <w:bookmarkStart w:id="42" w:name="_Toc234767610"/>
       <w:r>
         <w:lastRenderedPageBreak/>
         <w:t>Show Log</w:t>
@@ -6919,6 +7154,9 @@
     <w:p/>
     <w:p>
       <w:r>
+        <w:rPr>
+          <w:noProof/>
+        </w:rPr>
         <w:drawing>
           <wp:inline distT="0" distB="0" distL="0" distR="0" wp14:anchorId="2DD1D564" wp14:editId="78C06F28">
             <wp:extent cx="4330401" cy="2191109"/>
@@ -7002,7 +7240,7 @@
         <w:pStyle w:val="Heading1"/>
       </w:pPr>
       <w:bookmarkStart w:id="43" w:name="_Toc234439230"/>
-      <w:bookmarkStart w:id="44" w:name="_Toc234475629"/>
+      <w:bookmarkStart w:id="44" w:name="_Toc234767611"/>
       <w:r>
         <w:t>Themes</w:t>
       </w:r>
@@ -7011,6 +7249,9 @@
     </w:p>
     <w:p>
       <w:r>
+        <w:rPr>
+          <w:noProof/>
+        </w:rPr>
         <w:drawing>
           <wp:inline distT="0" distB="0" distL="0" distR="0" wp14:anchorId="73BD2161" wp14:editId="5DF6EFBA">
             <wp:extent cx="966158" cy="1645080"/>
@@ -7741,7 +7982,7 @@
         <w:pStyle w:val="Heading1"/>
       </w:pPr>
       <w:bookmarkStart w:id="45" w:name="_Toc234439231"/>
-      <w:bookmarkStart w:id="46" w:name="_Toc234475630"/>
+      <w:bookmarkStart w:id="46" w:name="_Toc234767612"/>
       <w:r>
         <w:t>Manual Playback and System Volume</w:t>
       </w:r>
@@ -7751,6 +7992,9 @@
     <w:p/>
     <w:p>
       <w:r>
+        <w:rPr>
+          <w:noProof/>
+        </w:rPr>
         <w:drawing>
           <wp:inline distT="0" distB="0" distL="0" distR="0" wp14:anchorId="3C40A455" wp14:editId="55742738">
             <wp:extent cx="2260121" cy="530308"/>
@@ -8135,7 +8379,7 @@
         <w:pStyle w:val="Heading1"/>
       </w:pPr>
       <w:bookmarkStart w:id="47" w:name="_Toc234439232"/>
-      <w:bookmarkStart w:id="48" w:name="_Toc234475631"/>
+      <w:bookmarkStart w:id="48" w:name="_Toc234767613"/>
       <w:r>
         <w:lastRenderedPageBreak/>
         <w:t>Clock Window</w:t>
@@ -8154,6 +8398,9 @@
     </w:p>
     <w:p>
       <w:r>
+        <w:rPr>
+          <w:noProof/>
+        </w:rPr>
         <w:drawing>
           <wp:inline distT="0" distB="0" distL="0" distR="0" wp14:anchorId="43480852" wp14:editId="7663C101">
             <wp:extent cx="5943600" cy="3195320"/>
@@ -8212,7 +8459,7 @@
       <w:pPr>
         <w:pStyle w:val="Heading1"/>
       </w:pPr>
-      <w:bookmarkStart w:id="50" w:name="_Toc234475632"/>
+      <w:bookmarkStart w:id="50" w:name="_Toc234767614"/>
       <w:r>
         <w:lastRenderedPageBreak/>
         <w:t>Good Operating Habits</w:t>
@@ -8298,7 +8545,7 @@
         <w:pStyle w:val="Heading1"/>
       </w:pPr>
       <w:bookmarkStart w:id="51" w:name="_Toc234439234"/>
-      <w:bookmarkStart w:id="52" w:name="_Toc234475633"/>
+      <w:bookmarkStart w:id="52" w:name="_Toc234767615"/>
       <w:r>
         <w:t>Troubleshooting</w:t>
       </w:r>
@@ -9081,7 +9328,7 @@
         <w:pStyle w:val="Heading1"/>
       </w:pPr>
       <w:bookmarkStart w:id="53" w:name="_Toc234439235"/>
-      <w:bookmarkStart w:id="54" w:name="_Toc234475634"/>
+      <w:bookmarkStart w:id="54" w:name="_Toc234767616"/>
       <w:r>
         <w:t>Quick Reference</w:t>
       </w:r>
@@ -9681,7 +9928,7 @@
         <w:pStyle w:val="Heading1"/>
       </w:pPr>
       <w:bookmarkStart w:id="55" w:name="_Toc234439236"/>
-      <w:bookmarkStart w:id="56" w:name="_Toc234475635"/>
+      <w:bookmarkStart w:id="56" w:name="_Toc234767617"/>
       <w:r>
         <w:t>Final Daily Check</w:t>
       </w:r>
@@ -9764,6 +10011,206 @@
       </w:pPr>
       <w:r>
         <w:t>Close maintenance windows after saving or canceling changes.</w:t>
+      </w:r>
+    </w:p>
+    <w:p>
+      <w:r>
+        <w:br w:type="page"/>
+      </w:r>
+    </w:p>
+    <w:p>
+      <w:pPr>
+        <w:pStyle w:val="Heading1"/>
+      </w:pPr>
+      <w:bookmarkStart w:id="57" w:name="_Toc234767618"/>
+      <w:r>
+        <w:lastRenderedPageBreak/>
+        <w:t>Converting From Version 7.2.4 to 8.1</w:t>
+      </w:r>
+      <w:bookmarkEnd w:id="57"/>
+    </w:p>
+    <w:p>
+      <w:r>
+        <w:t>Use the separate conversion utility when moving an existing Carillon 7.2.4 database to version 8.1. The converter updates the database structure while preserving the playlist, group setup, random music folders, settings, and full song paths.</w:t>
+      </w:r>
+    </w:p>
+    <w:tbl>
+      <w:tblPr>
+        <w:tblW w:w="0" w:type="auto"/>
+        <w:tblBorders>
+          <w:top w:val="single" w:sz="4" w:space="0" w:color="B8C7D9"/>
+          <w:left w:val="single" w:sz="4" w:space="0" w:color="B8C7D9"/>
+          <w:bottom w:val="single" w:sz="4" w:space="0" w:color="B8C7D9"/>
+          <w:right w:val="single" w:sz="4" w:space="0" w:color="B8C7D9"/>
+          <w:insideH w:val="single" w:sz="4" w:space="0" w:color="B8C7D9"/>
+          <w:insideV w:val="single" w:sz="4" w:space="0" w:color="B8C7D9"/>
+        </w:tblBorders>
+        <w:tblLook w:val="04A0" w:firstRow="1" w:lastRow="0" w:firstColumn="1" w:lastColumn="0" w:noHBand="0" w:noVBand="1"/>
+      </w:tblPr>
+      <w:tblGrid>
+        <w:gridCol w:w="9360"/>
+      </w:tblGrid>
+      <w:tr>
+        <w:tc>
+          <w:tcPr>
+            <w:tcW w:w="9360" w:type="dxa"/>
+            <w:shd w:val="clear" w:color="auto" w:fill="F4F6F9"/>
+          </w:tcPr>
+          <w:p>
+            <w:pPr>
+              <w:spacing w:after="40"/>
+            </w:pPr>
+            <w:r>
+              <w:rPr>
+                <w:b/>
+                <w:color w:val="1F4D78"/>
+                <w:sz w:val="21"/>
+              </w:rPr>
+              <w:t xml:space="preserve">Important: </w:t>
+            </w:r>
+            <w:r>
+              <w:rPr>
+                <w:sz w:val="21"/>
+              </w:rPr>
+              <w:t>Close Carillon before running the database converter. Run the converter before using the old database with Carillon 8.1.</w:t>
+            </w:r>
+          </w:p>
+        </w:tc>
+      </w:tr>
+    </w:tbl>
+    <w:p>
+      <w:pPr>
+        <w:pStyle w:val="Heading2"/>
+      </w:pPr>
+      <w:bookmarkStart w:id="58" w:name="_Toc234767619"/>
+      <w:r>
+        <w:t>Basic conversion steps</w:t>
+      </w:r>
+      <w:bookmarkEnd w:id="58"/>
+    </w:p>
+    <w:p>
+      <w:pPr>
+        <w:pStyle w:val="ListNumber"/>
+        <w:spacing w:after="80"/>
+        <w:ind w:left="540" w:hanging="271"/>
+      </w:pPr>
+      <w:r>
+        <w:t>Start CarillonDBUpgrade724To81.exe from the version 8.1 portable drive when possible.</w:t>
+      </w:r>
+    </w:p>
+    <w:p>
+      <w:pPr>
+        <w:pStyle w:val="ListNumber"/>
+        <w:spacing w:after="80"/>
+        <w:ind w:left="540" w:hanging="271"/>
+      </w:pPr>
+      <w:r>
+        <w:t>Browse to the old database, normally databases\carillon.db.</w:t>
+      </w:r>
+    </w:p>
+    <w:p>
+      <w:pPr>
+        <w:pStyle w:val="ListNumber"/>
+        <w:spacing w:after="80"/>
+        <w:ind w:left="540" w:hanging="271"/>
+      </w:pPr>
+      <w:r>
+        <w:t>Confirm that the utility detects the old 7.2.4 random-directory format.</w:t>
+      </w:r>
+    </w:p>
+    <w:p>
+      <w:pPr>
+        <w:pStyle w:val="ListNumber"/>
+        <w:spacing w:after="80"/>
+        <w:ind w:left="540" w:hanging="271"/>
+      </w:pPr>
+      <w:r>
+        <w:t>Check the confirmation box and click Back Up and Upgrade.</w:t>
+      </w:r>
+    </w:p>
+    <w:p>
+      <w:pPr>
+        <w:pStyle w:val="ListNumber"/>
+        <w:spacing w:after="80"/>
+        <w:ind w:left="540" w:hanging="271"/>
+      </w:pPr>
+      <w:r>
+        <w:t>After the success message, review the backup and report locations shown by the utility.</w:t>
+      </w:r>
+    </w:p>
+    <w:p>
+      <w:pPr>
+        <w:pStyle w:val="ListNumber"/>
+        <w:spacing w:after="80"/>
+        <w:ind w:left="540" w:hanging="271"/>
+      </w:pPr>
+      <w:r>
+        <w:t>Start Carillon 8.1 from the portable drive root and review Groups, Random Music, Silence Schedule, and Show Remaining Schedule before unattended use.</w:t>
+      </w:r>
+    </w:p>
+    <w:p>
+      <w:pPr>
+        <w:pStyle w:val="Heading2"/>
+      </w:pPr>
+      <w:bookmarkStart w:id="59" w:name="_Toc234767620"/>
+      <w:r>
+        <w:t>What changes during conversion</w:t>
+      </w:r>
+      <w:bookmarkEnd w:id="59"/>
+    </w:p>
+    <w:p>
+      <w:pPr>
+        <w:pStyle w:val="ListBullet"/>
+        <w:spacing w:after="80"/>
+        <w:ind w:left="540" w:hanging="271"/>
+      </w:pPr>
+      <w:r>
+        <w:t>Random Music Directory Rotation is moved into the version 8.1 seven-slot table.</w:t>
+      </w:r>
+    </w:p>
+    <w:p>
+      <w:pPr>
+        <w:pStyle w:val="ListBullet"/>
+        <w:spacing w:after="80"/>
+        <w:ind w:left="540" w:hanging="271"/>
+      </w:pPr>
+      <w:r>
+        <w:t>The Silence Schedule table is added with twelve disabled entries.</w:t>
+      </w:r>
+    </w:p>
+    <w:p>
+      <w:pPr>
+        <w:pStyle w:val="ListBullet"/>
+        <w:spacing w:after="80"/>
+        <w:ind w:left="540" w:hanging="271"/>
+      </w:pPr>
+      <w:r>
+        <w:t>Seasonal group dates and main play time are copied to matching songs so group play times show on the main screen.</w:t>
+      </w:r>
+    </w:p>
+    <w:p>
+      <w:pPr>
+        <w:pStyle w:val="ListBullet"/>
+        <w:spacing w:after="80"/>
+        <w:ind w:left="540" w:hanging="271"/>
+      </w:pPr>
+      <w:r>
+        <w:t>Time fields are normalized so seconds are kept.</w:t>
+      </w:r>
+    </w:p>
+    <w:p>
+      <w:pPr>
+        <w:pStyle w:val="ListBullet"/>
+        <w:spacing w:after="80"/>
+        <w:ind w:left="540" w:hanging="271"/>
+      </w:pPr>
+      <w:r>
+        <w:t>A dated backup and conversion report are created.</w:t>
+      </w:r>
+    </w:p>
+    <w:p>
+      <w:r>
+        <w:t>A full step-by-step guide is provided in ConversionTo8_1.docx.</w:t>
       </w:r>
     </w:p>
     <w:sectPr>
